--- a/tests/org.obeonetwork.m2doc.tests/resources/linkServices/asBookmarkPageRef/asBookmarkPageRef-expected-generation.docx
+++ b/tests/org.obeonetwork.m2doc.tests/resources/linkServices/asBookmarkPageRef/asBookmarkPageRef-expected-generation.docx
@@ -73,23 +73,23 @@
         </w:rPr>
         <w:t/>
       </w:r>
-      <w:r w:rsidR="73A49124AF914F6DBE8F672B80206F73">
+      <w:r w:rsidR="79C5435E3CFA49FFAF263EDB494C9F27">
         <w:fldChar w:fldCharType="begin"/>
       </w:r>
-      <w:r w:rsidR="73A49124AF914F6DBE8F672B80206F73">
+      <w:r w:rsidR="79C5435E3CFA49FFAF263EDB494C9F27">
         <w:instrText xml:space="preserve"> PAGEREF Art1 \h </w:instrText>
       </w:r>
-      <w:r w:rsidR="73A49124AF914F6DBE8F672B80206F73">
+      <w:r w:rsidR="79C5435E3CFA49FFAF263EDB494C9F27">
         <w:fldChar w:fldCharType="separate"/>
       </w:r>
-      <w:r w:rsidR="73A49124AF914F6DBE8F672B80206F73">
+      <w:r w:rsidR="79C5435E3CFA49FFAF263EDB494C9F27">
         <w:rPr>
           <w:noProof/>
           <w:b w:val="on"/>
         </w:rPr>
         <w:t xsi:nil="true"/>
       </w:r>
-      <w:r w:rsidR="73A49124AF914F6DBE8F672B80206F73">
+      <w:r w:rsidR="79C5435E3CFA49FFAF263EDB494C9F27">
         <w:fldChar w:fldCharType="end"/>
       </w:r>
     </w:p>
@@ -123,7 +123,7 @@
         </w:rPr>
         <w:t/>
       </w:r>
-      <w:bookmarkStart w:name="Art1" w:id="5759008821822891559997192370580137748"/>
+      <w:bookmarkStart w:name="Art1" w:id="161884109144175500056066539907136649947"/>
       <w:r>
         <w:rPr>
           <w:color w:val="E36C0A" w:themeColor="accent6" w:themeShade="BF"/>
@@ -131,7 +131,7 @@
         </w:rPr>
         <w:t>Definition of Artifact1</w:t>
       </w:r>
-      <w:bookmarkEnd w:id="5759008821822891559997192370580137748"/>
+      <w:bookmarkEnd w:id="161884109144175500056066539907136649947"/>
     </w:p>
     <w:p>
       <w:pPr>
@@ -161,23 +161,23 @@
         </w:rPr>
         <w:t/>
       </w:r>
-      <w:r w:rsidR="73A49124AF914F6DBE8F672B80206F73">
+      <w:r w:rsidR="79C5435E3CFA49FFAF263EDB494C9F27">
         <w:fldChar w:fldCharType="begin"/>
       </w:r>
-      <w:r w:rsidR="73A49124AF914F6DBE8F672B80206F73">
+      <w:r w:rsidR="79C5435E3CFA49FFAF263EDB494C9F27">
         <w:instrText xml:space="preserve"> PAGEREF Art1 \h </w:instrText>
       </w:r>
-      <w:r w:rsidR="73A49124AF914F6DBE8F672B80206F73">
+      <w:r w:rsidR="79C5435E3CFA49FFAF263EDB494C9F27">
         <w:fldChar w:fldCharType="separate"/>
       </w:r>
-      <w:r w:rsidR="73A49124AF914F6DBE8F672B80206F73">
+      <w:r w:rsidR="79C5435E3CFA49FFAF263EDB494C9F27">
         <w:rPr>
           <w:noProof/>
           <w:b w:val="on"/>
         </w:rPr>
         <w:t xsi:nil="true"/>
       </w:r>
-      <w:r w:rsidR="73A49124AF914F6DBE8F672B80206F73">
+      <w:r w:rsidR="79C5435E3CFA49FFAF263EDB494C9F27">
         <w:fldChar w:fldCharType="end"/>
       </w:r>
     </w:p>

--- a/tests/org.obeonetwork.m2doc.tests/resources/linkServices/asBookmarkPageRef/asBookmarkPageRef-expected-generation.docx
+++ b/tests/org.obeonetwork.m2doc.tests/resources/linkServices/asBookmarkPageRef/asBookmarkPageRef-expected-generation.docx
@@ -73,23 +73,23 @@
         </w:rPr>
         <w:t/>
       </w:r>
-      <w:r w:rsidR="73A49124AF914F6DBE8F672B80206F73">
+      <w:r w:rsidR="0EF8918BE91BB1694F874F79E75EA129">
         <w:fldChar w:fldCharType="begin"/>
       </w:r>
-      <w:r w:rsidR="73A49124AF914F6DBE8F672B80206F73">
+      <w:r w:rsidR="0EF8918BE91BB1694F874F79E75EA129">
         <w:instrText xml:space="preserve"> PAGEREF Art1 \h </w:instrText>
       </w:r>
-      <w:r w:rsidR="73A49124AF914F6DBE8F672B80206F73">
+      <w:r w:rsidR="0EF8918BE91BB1694F874F79E75EA129">
         <w:fldChar w:fldCharType="separate"/>
       </w:r>
-      <w:r w:rsidR="73A49124AF914F6DBE8F672B80206F73">
+      <w:r w:rsidR="0EF8918BE91BB1694F874F79E75EA129">
         <w:rPr>
           <w:noProof/>
           <w:b w:val="on"/>
         </w:rPr>
         <w:t xsi:nil="true"/>
       </w:r>
-      <w:r w:rsidR="73A49124AF914F6DBE8F672B80206F73">
+      <w:r w:rsidR="0EF8918BE91BB1694F874F79E75EA129">
         <w:fldChar w:fldCharType="end"/>
       </w:r>
     </w:p>
@@ -123,7 +123,7 @@
         </w:rPr>
         <w:t/>
       </w:r>
-      <w:bookmarkStart w:name="Art1" w:id="5759008821822891559997192370580137748"/>
+      <w:bookmarkStart w:name="Art1" w:id="103169335746212124458870739470447863394"/>
       <w:r>
         <w:rPr>
           <w:color w:val="E36C0A" w:themeColor="accent6" w:themeShade="BF"/>
@@ -131,7 +131,7 @@
         </w:rPr>
         <w:t>Definition of Artifact1</w:t>
       </w:r>
-      <w:bookmarkEnd w:id="5759008821822891559997192370580137748"/>
+      <w:bookmarkEnd w:id="103169335746212124458870739470447863394"/>
     </w:p>
     <w:p>
       <w:pPr>
@@ -161,23 +161,23 @@
         </w:rPr>
         <w:t/>
       </w:r>
-      <w:r w:rsidR="73A49124AF914F6DBE8F672B80206F73">
+      <w:r w:rsidR="0EF8918BE91BB1694F874F79E75EA129">
         <w:fldChar w:fldCharType="begin"/>
       </w:r>
-      <w:r w:rsidR="73A49124AF914F6DBE8F672B80206F73">
+      <w:r w:rsidR="0EF8918BE91BB1694F874F79E75EA129">
         <w:instrText xml:space="preserve"> PAGEREF Art1 \h </w:instrText>
       </w:r>
-      <w:r w:rsidR="73A49124AF914F6DBE8F672B80206F73">
+      <w:r w:rsidR="0EF8918BE91BB1694F874F79E75EA129">
         <w:fldChar w:fldCharType="separate"/>
       </w:r>
-      <w:r w:rsidR="73A49124AF914F6DBE8F672B80206F73">
+      <w:r w:rsidR="0EF8918BE91BB1694F874F79E75EA129">
         <w:rPr>
           <w:noProof/>
           <w:b w:val="on"/>
         </w:rPr>
         <w:t xsi:nil="true"/>
       </w:r>
-      <w:r w:rsidR="73A49124AF914F6DBE8F672B80206F73">
+      <w:r w:rsidR="0EF8918BE91BB1694F874F79E75EA129">
         <w:fldChar w:fldCharType="end"/>
       </w:r>
     </w:p>
